--- a/document/团队工作流程_12_丁子清_8002124199.docx
+++ b/document/团队工作流程_12_丁子清_8002124199.docx
@@ -728,7 +728,7 @@
           <w:szCs w:val="24"/>
           <w:lang w:val="en-US" w:eastAsia="zh-CN" w:bidi="ar"/>
         </w:rPr>
-        <w:t>陈宇翔</w:t>
+        <w:t>陈宇翔、陈冠华</w:t>
       </w:r>
     </w:p>
     <w:p>
@@ -816,7 +816,7 @@
           <w:szCs w:val="24"/>
           <w:lang w:val="en-US" w:eastAsia="zh-CN" w:bidi="ar"/>
         </w:rPr>
-        <w:t>8002124197</w:t>
+        <w:t>8002124197、8002124195</w:t>
       </w:r>
     </w:p>
     <w:p>
@@ -860,8 +860,10 @@
           <w:szCs w:val="24"/>
           <w:lang w:val="en-US" w:eastAsia="zh-CN" w:bidi="ar"/>
         </w:rPr>
-        <w:t>19179223279</w:t>
-      </w:r>
+        <w:t>19179223279、17779656025</w:t>
+      </w:r>
+      <w:bookmarkStart w:id="0" w:name="_GoBack"/>
+      <w:bookmarkEnd w:id="0"/>
     </w:p>
     <w:p>
       <w:pPr>
@@ -1317,8 +1319,6 @@
       <w:r>
         <w:t>3、文件共享与版本管理</w:t>
       </w:r>
-      <w:bookmarkStart w:id="0" w:name="_GoBack"/>
-      <w:bookmarkEnd w:id="0"/>
     </w:p>
     <w:p>
       <w:pPr>
@@ -1491,6 +1491,7 @@
             <w:insideH w:val="none" w:color="auto" w:sz="0" w:space="0"/>
             <w:insideV w:val="none" w:color="auto" w:sz="0" w:space="0"/>
           </w:tblBorders>
+          <w:shd w:val="clear" w:color="auto" w:fill="auto"/>
           <w:tblCellMar>
             <w:top w:w="15" w:type="dxa"/>
             <w:left w:w="15" w:type="dxa"/>
@@ -1856,7 +1857,6 @@
             <w:insideH w:val="none" w:color="auto" w:sz="0" w:space="0"/>
             <w:insideV w:val="none" w:color="auto" w:sz="0" w:space="0"/>
           </w:tblBorders>
-          <w:shd w:val="clear" w:color="auto" w:fill="auto"/>
           <w:tblCellMar>
             <w:top w:w="15" w:type="dxa"/>
             <w:left w:w="15" w:type="dxa"/>
@@ -2486,7 +2486,6 @@
             <w:insideH w:val="none" w:color="auto" w:sz="0" w:space="0"/>
             <w:insideV w:val="none" w:color="auto" w:sz="0" w:space="0"/>
           </w:tblBorders>
-          <w:shd w:val="clear" w:color="auto" w:fill="auto"/>
           <w:tblCellMar>
             <w:top w:w="15" w:type="dxa"/>
             <w:left w:w="15" w:type="dxa"/>

--- a/document/团队工作流程_12_丁子清_8002124199.docx
+++ b/document/团队工作流程_12_丁子清_8002124199.docx
@@ -44,7 +44,28 @@
           <w:szCs w:val="28"/>
           <w:lang w:val="en-US" w:eastAsia="zh-CN"/>
         </w:rPr>
-        <w:t>千研***万发 12 丁子清 樊思睿 戴枭 陈宇翔 罗梓涵</w:t>
+        <w:t>千研***万发 12 丁子清 樊</w:t>
+      </w:r>
+      <w:bookmarkStart w:id="0" w:name="_GoBack"/>
+      <w:bookmarkEnd w:id="0"/>
+      <w:r>
+        <w:rPr>
+          <w:rFonts w:hint="eastAsia"/>
+          <w:sz w:val="28"/>
+          <w:szCs w:val="28"/>
+          <w:lang w:val="en-US" w:eastAsia="zh-CN"/>
+        </w:rPr>
+        <w:t xml:space="preserve">思睿 戴枭 陈宇翔 罗梓涵 </w:t>
+      </w:r>
+      <w:r>
+        <w:rPr>
+          <w:rFonts w:hint="eastAsia" w:ascii="宋体" w:hAnsi="宋体" w:eastAsia="宋体" w:cs="宋体"/>
+          <w:kern w:val="0"/>
+          <w:sz w:val="28"/>
+          <w:szCs w:val="28"/>
+          <w:lang w:val="en-US" w:eastAsia="zh-CN" w:bidi="ar"/>
+        </w:rPr>
+        <w:t>陈冠华</w:t>
       </w:r>
     </w:p>
     <w:p>
@@ -862,8 +883,6 @@
         </w:rPr>
         <w:t>19179223279、17779656025</w:t>
       </w:r>
-      <w:bookmarkStart w:id="0" w:name="_GoBack"/>
-      <w:bookmarkEnd w:id="0"/>
     </w:p>
     <w:p>
       <w:pPr>
@@ -2171,7 +2190,6 @@
             <w:insideH w:val="none" w:color="auto" w:sz="0" w:space="0"/>
             <w:insideV w:val="none" w:color="auto" w:sz="0" w:space="0"/>
           </w:tblBorders>
-          <w:shd w:val="clear" w:color="auto" w:fill="auto"/>
           <w:tblCellMar>
             <w:top w:w="15" w:type="dxa"/>
             <w:left w:w="15" w:type="dxa"/>
